--- a/class10w.docx
+++ b/class10w.docx
@@ -44,8 +44,123 @@
         </w:numPr>
       </w:pPr>
       <w:r>
-        <w:t xml:space="preserve">To come.</w:t>
-      </w:r>
+        <w:t xml:space="preserve">Checking the fit of a linear model to assumptions</w:t>
+      </w:r>
+    </w:p>
+    <w:p>
+      <w:pPr>
+        <w:pStyle w:val="Compact"/>
+        <w:numPr>
+          <w:ilvl w:val="1"/>
+          <w:numId w:val="1002"/>
+        </w:numPr>
+      </w:pPr>
+      <w:r>
+        <w:t xml:space="preserve">linearity</w:t>
+      </w:r>
+    </w:p>
+    <w:p>
+      <w:pPr>
+        <w:pStyle w:val="Compact"/>
+        <w:numPr>
+          <w:ilvl w:val="1"/>
+          <w:numId w:val="1002"/>
+        </w:numPr>
+      </w:pPr>
+      <w:r>
+        <w:t xml:space="preserve">constant variance (homoscedasticity)</w:t>
+      </w:r>
+    </w:p>
+    <w:p>
+      <w:pPr>
+        <w:pStyle w:val="Compact"/>
+        <w:numPr>
+          <w:ilvl w:val="1"/>
+          <w:numId w:val="1002"/>
+        </w:numPr>
+      </w:pPr>
+      <w:r>
+        <w:t xml:space="preserve">Normality of residuals</w:t>
+      </w:r>
+    </w:p>
+    <w:p>
+      <w:pPr>
+        <w:pStyle w:val="Compact"/>
+        <w:numPr>
+          <w:ilvl w:val="2"/>
+          <w:numId w:val="1003"/>
+        </w:numPr>
+      </w:pPr>
+      <w:r>
+        <w:t xml:space="preserve">assessing influence and leverage</w:t>
+      </w:r>
+    </w:p>
+    <w:p>
+      <w:pPr>
+        <w:pStyle w:val="Compact"/>
+        <w:numPr>
+          <w:ilvl w:val="1"/>
+          <w:numId w:val="1002"/>
+        </w:numPr>
+      </w:pPr>
+      <w:r>
+        <w:t xml:space="preserve">posterior predictive checks</w:t>
+      </w:r>
+    </w:p>
+    <w:p>
+      <w:pPr>
+        <w:pStyle w:val="Compact"/>
+        <w:numPr>
+          <w:ilvl w:val="0"/>
+          <w:numId w:val="1001"/>
+        </w:numPr>
+      </w:pPr>
+      <w:r>
+        <w:t xml:space="preserve">The impact of a transformation</w:t>
+      </w:r>
+    </w:p>
+    <w:p>
+      <w:pPr>
+        <w:pStyle w:val="Compact"/>
+        <w:numPr>
+          <w:ilvl w:val="0"/>
+          <w:numId w:val="1001"/>
+        </w:numPr>
+      </w:pPr>
+      <w:r>
+        <w:t xml:space="preserve">Model performance measures besides</w:t>
+      </w:r>
+      <w:r>
+        <w:t xml:space="preserve"> </w:t>
+      </w:r>
+      <m:oMath>
+        <m:sSup>
+          <m:e>
+            <m:r>
+              <m:t>R</m:t>
+            </m:r>
+          </m:e>
+          <m:sup>
+            <m:r>
+              <m:t>2</m:t>
+            </m:r>
+          </m:sup>
+        </m:sSup>
+      </m:oMath>
+      <w:r>
+        <w:t xml:space="preserve"> </w:t>
+      </w:r>
+      <w:r>
+        <w:t xml:space="preserve">and</w:t>
+      </w:r>
+      <w:r>
+        <w:t xml:space="preserve"> </w:t>
+      </w:r>
+      <m:oMath>
+        <m:r>
+          <m:t>σ</m:t>
+        </m:r>
+      </m:oMath>
     </w:p>
     <w:bookmarkEnd w:id="9"/>
     <w:bookmarkStart w:id="10" w:name="todays-setup"/>
@@ -345,7 +460,7 @@
         <w:pStyle w:val="Compact"/>
         <w:numPr>
           <w:ilvl w:val="0"/>
-          <w:numId w:val="1002"/>
+          <w:numId w:val="1004"/>
         </w:numPr>
       </w:pPr>
       <w:r>
@@ -968,7 +1083,7 @@
         <w:pStyle w:val="Compact"/>
         <w:numPr>
           <w:ilvl w:val="0"/>
-          <w:numId w:val="1003"/>
+          <w:numId w:val="1005"/>
         </w:numPr>
       </w:pPr>
       <w:r>
@@ -1612,7 +1727,7 @@
         <w:pStyle w:val="Compact"/>
         <w:numPr>
           <w:ilvl w:val="0"/>
-          <w:numId w:val="1004"/>
+          <w:numId w:val="1006"/>
         </w:numPr>
       </w:pPr>
       <w:r>
@@ -1631,7 +1746,7 @@
         <w:pStyle w:val="Compact"/>
         <w:numPr>
           <w:ilvl w:val="0"/>
-          <w:numId w:val="1004"/>
+          <w:numId w:val="1006"/>
         </w:numPr>
       </w:pPr>
       <w:r>
@@ -1653,7 +1768,7 @@
         <w:pStyle w:val="Compact"/>
         <w:numPr>
           <w:ilvl w:val="0"/>
-          <w:numId w:val="1004"/>
+          <w:numId w:val="1006"/>
         </w:numPr>
       </w:pPr>
       <w:r>
@@ -1805,7 +1920,7 @@
         <w:pStyle w:val="Compact"/>
         <w:numPr>
           <w:ilvl w:val="0"/>
-          <w:numId w:val="1005"/>
+          <w:numId w:val="1007"/>
         </w:numPr>
       </w:pPr>
       <w:r>
@@ -5251,7 +5366,7 @@
         <w:pStyle w:val="Compact"/>
         <w:numPr>
           <w:ilvl w:val="0"/>
-          <w:numId w:val="1006"/>
+          <w:numId w:val="1008"/>
         </w:numPr>
       </w:pPr>
       <w:r>
@@ -5277,7 +5392,7 @@
         <w:pStyle w:val="Compact"/>
         <w:numPr>
           <w:ilvl w:val="0"/>
-          <w:numId w:val="1006"/>
+          <w:numId w:val="1008"/>
         </w:numPr>
       </w:pPr>
       <w:r>
@@ -5633,7 +5748,7 @@
         <w:pStyle w:val="Compact"/>
         <w:numPr>
           <w:ilvl w:val="0"/>
-          <w:numId w:val="1007"/>
+          <w:numId w:val="1009"/>
         </w:numPr>
       </w:pPr>
       <w:r>
@@ -5824,465 +5939,6 @@
       </w:pPr>
       <w:r>
         <w:t xml:space="preserve">Interpreting the Intercept</w:t>
-      </w:r>
-    </w:p>
-    <w:p>
-      <w:pPr>
-        <w:pStyle w:val="SourceCode"/>
-      </w:pPr>
-      <w:r>
-        <w:rPr>
-          <w:rStyle w:val="FunctionTok"/>
-        </w:rPr>
-        <w:t xml:space="preserve">model_parameters</w:t>
-      </w:r>
-      <w:r>
-        <w:rPr>
-          <w:rStyle w:val="NormalTok"/>
-        </w:rPr>
-        <w:t xml:space="preserve">(fit5, </w:t>
-      </w:r>
-      <w:r>
-        <w:rPr>
-          <w:rStyle w:val="AttributeTok"/>
-        </w:rPr>
-        <w:t xml:space="preserve">ci =</w:t>
-      </w:r>
-      <w:r>
-        <w:rPr>
-          <w:rStyle w:val="NormalTok"/>
-        </w:rPr>
-        <w:t xml:space="preserve"> </w:t>
-      </w:r>
-      <w:r>
-        <w:rPr>
-          <w:rStyle w:val="FloatTok"/>
-        </w:rPr>
-        <w:t xml:space="preserve">0.89</w:t>
-      </w:r>
-      <w:r>
-        <w:rPr>
-          <w:rStyle w:val="NormalTok"/>
-        </w:rPr>
-        <w:t xml:space="preserve">, </w:t>
-      </w:r>
-      <w:r>
-        <w:rPr>
-          <w:rStyle w:val="AttributeTok"/>
-        </w:rPr>
-        <w:t xml:space="preserve">pretty_names =</w:t>
-      </w:r>
-      <w:r>
-        <w:rPr>
-          <w:rStyle w:val="NormalTok"/>
-        </w:rPr>
-        <w:t xml:space="preserve"> </w:t>
-      </w:r>
-      <w:r>
-        <w:rPr>
-          <w:rStyle w:val="ConstantTok"/>
-        </w:rPr>
-        <w:t xml:space="preserve">FALSE</w:t>
-      </w:r>
-      <w:r>
-        <w:rPr>
-          <w:rStyle w:val="NormalTok"/>
-        </w:rPr>
-        <w:t xml:space="preserve">)</w:t>
-      </w:r>
-    </w:p>
-    <w:p>
-      <w:pPr>
-        <w:pStyle w:val="SourceCode"/>
-      </w:pPr>
-      <w:r>
-        <w:rPr>
-          <w:rStyle w:val="VerbatimChar"/>
-        </w:rPr>
-        <w:t xml:space="preserve">Parameter   | Coefficient |   SE |          89% CI | t(845) |      p</w:t>
-      </w:r>
-      <w:r>
-        <w:br/>
-      </w:r>
-      <w:r>
-        <w:rPr>
-          <w:rStyle w:val="VerbatimChar"/>
-        </w:rPr>
-        <w:t xml:space="preserve">--------------------------------------------------------------------</w:t>
-      </w:r>
-      <w:r>
-        <w:br/>
-      </w:r>
-      <w:r>
-        <w:rPr>
-          <w:rStyle w:val="VerbatimChar"/>
-        </w:rPr>
-        <w:t xml:space="preserve">(Intercept) |      109.00 | 9.69 | [93.50, 124.51] |  11.25 | &lt; .001</w:t>
-      </w:r>
-      <w:r>
-        <w:br/>
-      </w:r>
-      <w:r>
-        <w:rPr>
-          <w:rStyle w:val="VerbatimChar"/>
-        </w:rPr>
-        <w:t xml:space="preserve">e_age       |       -0.55 | 0.12 | [-0.75,  -0.36] |  -4.53 | &lt; .001</w:t>
-      </w:r>
-    </w:p>
-    <w:p>
-      <w:pPr>
-        <w:pStyle w:val="SourceCode"/>
-      </w:pPr>
-      <w:r>
-        <w:br/>
-      </w:r>
-      <w:r>
-        <w:rPr>
-          <w:rStyle w:val="VerbatimChar"/>
-        </w:rPr>
-        <w:t xml:space="preserve">Uncertainty intervals (equal-tailed) and p-values (two-tailed) computed</w:t>
-      </w:r>
-      <w:r>
-        <w:br/>
-      </w:r>
-      <w:r>
-        <w:rPr>
-          <w:rStyle w:val="VerbatimChar"/>
-        </w:rPr>
-        <w:t xml:space="preserve">  using a Wald t-distribution approximation.</w:t>
-      </w:r>
-    </w:p>
-    <w:p>
-      <w:pPr>
-        <w:pStyle w:val="Compact"/>
-        <w:numPr>
-          <w:ilvl w:val="0"/>
-          <w:numId w:val="1008"/>
-        </w:numPr>
-      </w:pPr>
-      <w:r>
-        <w:t xml:space="preserve">Our fit5 model estimates the</w:t>
-      </w:r>
-      <w:r>
-        <w:t xml:space="preserve"> </w:t>
-      </w:r>
-      <w:r>
-        <w:rPr>
-          <w:rStyle w:val="VerbatimChar"/>
-        </w:rPr>
-        <w:t xml:space="preserve">barthel</w:t>
-      </w:r>
-      <w:r>
-        <w:t xml:space="preserve"> </w:t>
-      </w:r>
-      <w:r>
-        <w:t xml:space="preserve">value of to be 109.01 if</w:t>
-      </w:r>
-      <w:r>
-        <w:t xml:space="preserve"> </w:t>
-      </w:r>
-      <w:r>
-        <w:rPr>
-          <w:rStyle w:val="VerbatimChar"/>
-        </w:rPr>
-        <w:t xml:space="preserve">e_age</w:t>
-      </w:r>
-      <w:r>
-        <w:t xml:space="preserve"> </w:t>
-      </w:r>
-      <w:r>
-        <w:t xml:space="preserve">= 0, but we have no values of</w:t>
-      </w:r>
-      <w:r>
-        <w:t xml:space="preserve"> </w:t>
-      </w:r>
-      <w:r>
-        <w:rPr>
-          <w:rStyle w:val="VerbatimChar"/>
-        </w:rPr>
-        <w:t xml:space="preserve">e_age</w:t>
-      </w:r>
-      <w:r>
-        <w:t xml:space="preserve"> </w:t>
-      </w:r>
-      <w:r>
-        <w:t xml:space="preserve">anywhere near 0 in our data, nor is such a value plausible clinically for either</w:t>
-      </w:r>
-      <w:r>
-        <w:t xml:space="preserve"> </w:t>
-      </w:r>
-      <w:r>
-        <w:rPr>
-          <w:rStyle w:val="VerbatimChar"/>
-        </w:rPr>
-        <w:t xml:space="preserve">e_age</w:t>
-      </w:r>
-      <w:r>
-        <w:t xml:space="preserve"> </w:t>
-      </w:r>
-      <w:r>
-        <w:t xml:space="preserve">(our values range from 65 to 103) or</w:t>
-      </w:r>
-      <w:r>
-        <w:t xml:space="preserve"> </w:t>
-      </w:r>
-      <w:r>
-        <w:rPr>
-          <w:rStyle w:val="VerbatimChar"/>
-        </w:rPr>
-        <w:t xml:space="preserve">barthel</w:t>
-      </w:r>
-      <w:r>
-        <w:t xml:space="preserve"> </w:t>
-      </w:r>
-      <w:r>
-        <w:t xml:space="preserve">(which must be between 0 and 100), so the intercept doesn’t tell us much here.</w:t>
-      </w:r>
-    </w:p>
-    <w:bookmarkEnd w:id="78"/>
-    <w:bookmarkStart w:id="79" w:name="point-estimate-of-the-slope"/>
-    <w:p>
-      <w:pPr>
-        <w:pStyle w:val="Heading2"/>
-      </w:pPr>
-      <w:r>
-        <w:t xml:space="preserve">Point Estimate of the Slope</w:t>
-      </w:r>
-    </w:p>
-    <w:p>
-      <w:pPr>
-        <w:pStyle w:val="SourceCode"/>
-      </w:pPr>
-      <w:r>
-        <w:rPr>
-          <w:rStyle w:val="FunctionTok"/>
-        </w:rPr>
-        <w:t xml:space="preserve">model_parameters</w:t>
-      </w:r>
-      <w:r>
-        <w:rPr>
-          <w:rStyle w:val="NormalTok"/>
-        </w:rPr>
-        <w:t xml:space="preserve">(fit5, </w:t>
-      </w:r>
-      <w:r>
-        <w:rPr>
-          <w:rStyle w:val="AttributeTok"/>
-        </w:rPr>
-        <w:t xml:space="preserve">ci =</w:t>
-      </w:r>
-      <w:r>
-        <w:rPr>
-          <w:rStyle w:val="NormalTok"/>
-        </w:rPr>
-        <w:t xml:space="preserve"> </w:t>
-      </w:r>
-      <w:r>
-        <w:rPr>
-          <w:rStyle w:val="FloatTok"/>
-        </w:rPr>
-        <w:t xml:space="preserve">0.89</w:t>
-      </w:r>
-      <w:r>
-        <w:rPr>
-          <w:rStyle w:val="NormalTok"/>
-        </w:rPr>
-        <w:t xml:space="preserve">, </w:t>
-      </w:r>
-      <w:r>
-        <w:rPr>
-          <w:rStyle w:val="AttributeTok"/>
-        </w:rPr>
-        <w:t xml:space="preserve">pretty_names =</w:t>
-      </w:r>
-      <w:r>
-        <w:rPr>
-          <w:rStyle w:val="NormalTok"/>
-        </w:rPr>
-        <w:t xml:space="preserve"> </w:t>
-      </w:r>
-      <w:r>
-        <w:rPr>
-          <w:rStyle w:val="ConstantTok"/>
-        </w:rPr>
-        <w:t xml:space="preserve">FALSE</w:t>
-      </w:r>
-      <w:r>
-        <w:rPr>
-          <w:rStyle w:val="NormalTok"/>
-        </w:rPr>
-        <w:t xml:space="preserve">)</w:t>
-      </w:r>
-    </w:p>
-    <w:p>
-      <w:pPr>
-        <w:pStyle w:val="SourceCode"/>
-      </w:pPr>
-      <w:r>
-        <w:rPr>
-          <w:rStyle w:val="VerbatimChar"/>
-        </w:rPr>
-        <w:t xml:space="preserve">Parameter   | Coefficient |   SE |          89% CI | t(845) |      p</w:t>
-      </w:r>
-      <w:r>
-        <w:br/>
-      </w:r>
-      <w:r>
-        <w:rPr>
-          <w:rStyle w:val="VerbatimChar"/>
-        </w:rPr>
-        <w:t xml:space="preserve">--------------------------------------------------------------------</w:t>
-      </w:r>
-      <w:r>
-        <w:br/>
-      </w:r>
-      <w:r>
-        <w:rPr>
-          <w:rStyle w:val="VerbatimChar"/>
-        </w:rPr>
-        <w:t xml:space="preserve">(Intercept) |      109.00 | 9.69 | [93.50, 124.51] |  11.25 | &lt; .001</w:t>
-      </w:r>
-      <w:r>
-        <w:br/>
-      </w:r>
-      <w:r>
-        <w:rPr>
-          <w:rStyle w:val="VerbatimChar"/>
-        </w:rPr>
-        <w:t xml:space="preserve">e_age       |       -0.55 | 0.12 | [-0.75,  -0.36] |  -4.53 | &lt; .001</w:t>
-      </w:r>
-    </w:p>
-    <w:p>
-      <w:pPr>
-        <w:pStyle w:val="SourceCode"/>
-      </w:pPr>
-      <w:r>
-        <w:br/>
-      </w:r>
-      <w:r>
-        <w:rPr>
-          <w:rStyle w:val="VerbatimChar"/>
-        </w:rPr>
-        <w:t xml:space="preserve">Uncertainty intervals (equal-tailed) and p-values (two-tailed) computed</w:t>
-      </w:r>
-      <w:r>
-        <w:br/>
-      </w:r>
-      <w:r>
-        <w:rPr>
-          <w:rStyle w:val="VerbatimChar"/>
-        </w:rPr>
-        <w:t xml:space="preserve">  using a Wald t-distribution approximation.</w:t>
-      </w:r>
-    </w:p>
-    <w:p>
-      <w:pPr>
-        <w:pStyle w:val="Compact"/>
-        <w:numPr>
-          <w:ilvl w:val="0"/>
-          <w:numId w:val="1009"/>
-        </w:numPr>
-      </w:pPr>
-      <w:r>
-        <w:t xml:space="preserve">Suppose Harry is one year older than Sally. Our</w:t>
-      </w:r>
-      <w:r>
-        <w:t xml:space="preserve"> </w:t>
-      </w:r>
-      <w:r>
-        <w:rPr>
-          <w:rStyle w:val="VerbatimChar"/>
-        </w:rPr>
-        <w:t xml:space="preserve">fit5</w:t>
-      </w:r>
-      <w:r>
-        <w:t xml:space="preserve"> </w:t>
-      </w:r>
-      <w:r>
-        <w:t xml:space="preserve">model predicts the</w:t>
-      </w:r>
-      <w:r>
-        <w:t xml:space="preserve"> </w:t>
-      </w:r>
-      <w:r>
-        <w:rPr>
-          <w:rStyle w:val="VerbatimChar"/>
-        </w:rPr>
-        <w:t xml:space="preserve">barthel</w:t>
-      </w:r>
-      <w:r>
-        <w:t xml:space="preserve"> </w:t>
-      </w:r>
-      <w:r>
-        <w:t xml:space="preserve">index for Harry to be 0.55 points</w:t>
-      </w:r>
-      <w:r>
-        <w:t xml:space="preserve"> </w:t>
-      </w:r>
-      <w:r>
-        <w:rPr>
-          <w:i/>
-          <w:iCs/>
-        </w:rPr>
-        <w:t xml:space="preserve">less</w:t>
-      </w:r>
-      <w:r>
-        <w:t xml:space="preserve"> </w:t>
-      </w:r>
-      <w:r>
-        <w:t xml:space="preserve">than that of Sally, on average.</w:t>
-      </w:r>
-    </w:p>
-    <w:p>
-      <w:pPr>
-        <w:pStyle w:val="Compact"/>
-        <w:numPr>
-          <w:ilvl w:val="0"/>
-          <w:numId w:val="1009"/>
-        </w:numPr>
-      </w:pPr>
-      <w:r>
-        <w:t xml:space="preserve">Of course, this assumes Harry and Sally are similar to the subjects in</w:t>
-      </w:r>
-      <w:r>
-        <w:t xml:space="preserve"> </w:t>
-      </w:r>
-      <w:r>
-        <w:rPr>
-          <w:rStyle w:val="VerbatimChar"/>
-        </w:rPr>
-        <w:t xml:space="preserve">e_care</w:t>
-      </w:r>
-      <w:r>
-        <w:t xml:space="preserve"> </w:t>
-      </w:r>
-      <w:r>
-        <w:t xml:space="preserve">and that our linear model</w:t>
-      </w:r>
-      <w:r>
-        <w:t xml:space="preserve"> </w:t>
-      </w:r>
-      <w:r>
-        <w:rPr>
-          <w:rStyle w:val="VerbatimChar"/>
-        </w:rPr>
-        <w:t xml:space="preserve">fit5</w:t>
-      </w:r>
-      <w:r>
-        <w:t xml:space="preserve"> </w:t>
-      </w:r>
-      <w:r>
-        <w:t xml:space="preserve">is correct.</w:t>
-      </w:r>
-    </w:p>
-    <w:bookmarkEnd w:id="79"/>
-    <w:bookmarkStart w:id="80" w:name="confidence-interval-for-slope"/>
-    <w:p>
-      <w:pPr>
-        <w:pStyle w:val="Heading2"/>
-      </w:pPr>
-      <w:r>
-        <w:t xml:space="preserve">Confidence Interval for Slope</w:t>
       </w:r>
     </w:p>
     <w:p>
@@ -6420,32 +6076,92 @@
         </w:numPr>
       </w:pPr>
       <w:r>
-        <w:t xml:space="preserve">When we generalize beyond study participants to the population they were selected at random from, then our data are compatible (at the 89% confidence level) with population slopes between -0.75 and -0.36, depending on the assumptions of our linear model</w:t>
-      </w:r>
-      <w:r>
-        <w:t xml:space="preserve"> </w:t>
-      </w:r>
-      <w:r>
-        <w:rPr>
-          <w:rStyle w:val="VerbatimChar"/>
-        </w:rPr>
-        <w:t xml:space="preserve">fit5</w:t>
-      </w:r>
-      <w:r>
-        <w:t xml:space="preserve"> </w:t>
-      </w:r>
-      <w:r>
-        <w:t xml:space="preserve">being correct.</w:t>
-      </w:r>
-    </w:p>
-    <w:bookmarkEnd w:id="80"/>
-    <w:bookmarkStart w:id="81" w:name="performance-of-our-ols-model"/>
+        <w:t xml:space="preserve">Our fit5 model estimates the</w:t>
+      </w:r>
+      <w:r>
+        <w:t xml:space="preserve"> </w:t>
+      </w:r>
+      <w:r>
+        <w:rPr>
+          <w:rStyle w:val="VerbatimChar"/>
+        </w:rPr>
+        <w:t xml:space="preserve">barthel</w:t>
+      </w:r>
+      <w:r>
+        <w:t xml:space="preserve"> </w:t>
+      </w:r>
+      <w:r>
+        <w:t xml:space="preserve">value of to be 109.01 if</w:t>
+      </w:r>
+      <w:r>
+        <w:t xml:space="preserve"> </w:t>
+      </w:r>
+      <w:r>
+        <w:rPr>
+          <w:rStyle w:val="VerbatimChar"/>
+        </w:rPr>
+        <w:t xml:space="preserve">e_age</w:t>
+      </w:r>
+      <w:r>
+        <w:t xml:space="preserve"> </w:t>
+      </w:r>
+      <w:r>
+        <w:t xml:space="preserve">= 0, but we have no values of</w:t>
+      </w:r>
+      <w:r>
+        <w:t xml:space="preserve"> </w:t>
+      </w:r>
+      <w:r>
+        <w:rPr>
+          <w:rStyle w:val="VerbatimChar"/>
+        </w:rPr>
+        <w:t xml:space="preserve">e_age</w:t>
+      </w:r>
+      <w:r>
+        <w:t xml:space="preserve"> </w:t>
+      </w:r>
+      <w:r>
+        <w:t xml:space="preserve">anywhere near 0 in our data, nor is such a value plausible clinically for either</w:t>
+      </w:r>
+      <w:r>
+        <w:t xml:space="preserve"> </w:t>
+      </w:r>
+      <w:r>
+        <w:rPr>
+          <w:rStyle w:val="VerbatimChar"/>
+        </w:rPr>
+        <w:t xml:space="preserve">e_age</w:t>
+      </w:r>
+      <w:r>
+        <w:t xml:space="preserve"> </w:t>
+      </w:r>
+      <w:r>
+        <w:t xml:space="preserve">(our values range from 65 to 103) or</w:t>
+      </w:r>
+      <w:r>
+        <w:t xml:space="preserve"> </w:t>
+      </w:r>
+      <w:r>
+        <w:rPr>
+          <w:rStyle w:val="VerbatimChar"/>
+        </w:rPr>
+        <w:t xml:space="preserve">barthel</w:t>
+      </w:r>
+      <w:r>
+        <w:t xml:space="preserve"> </w:t>
+      </w:r>
+      <w:r>
+        <w:t xml:space="preserve">(which must be between 0 and 100), so the intercept doesn’t tell us much here.</w:t>
+      </w:r>
+    </w:p>
+    <w:bookmarkEnd w:id="78"/>
+    <w:bookmarkStart w:id="79" w:name="point-estimate-of-the-slope"/>
     <w:p>
       <w:pPr>
         <w:pStyle w:val="Heading2"/>
       </w:pPr>
       <w:r>
-        <w:t xml:space="preserve">Performance of our OLS model?</w:t>
+        <w:t xml:space="preserve">Point Estimate of the Slope</w:t>
       </w:r>
     </w:p>
     <w:p>
@@ -6456,13 +6172,61 @@
         <w:rPr>
           <w:rStyle w:val="FunctionTok"/>
         </w:rPr>
-        <w:t xml:space="preserve">model_performance</w:t>
-      </w:r>
-      <w:r>
-        <w:rPr>
-          <w:rStyle w:val="NormalTok"/>
-        </w:rPr>
-        <w:t xml:space="preserve">(fit5)</w:t>
+        <w:t xml:space="preserve">model_parameters</w:t>
+      </w:r>
+      <w:r>
+        <w:rPr>
+          <w:rStyle w:val="NormalTok"/>
+        </w:rPr>
+        <w:t xml:space="preserve">(fit5, </w:t>
+      </w:r>
+      <w:r>
+        <w:rPr>
+          <w:rStyle w:val="AttributeTok"/>
+        </w:rPr>
+        <w:t xml:space="preserve">ci =</w:t>
+      </w:r>
+      <w:r>
+        <w:rPr>
+          <w:rStyle w:val="NormalTok"/>
+        </w:rPr>
+        <w:t xml:space="preserve"> </w:t>
+      </w:r>
+      <w:r>
+        <w:rPr>
+          <w:rStyle w:val="FloatTok"/>
+        </w:rPr>
+        <w:t xml:space="preserve">0.89</w:t>
+      </w:r>
+      <w:r>
+        <w:rPr>
+          <w:rStyle w:val="NormalTok"/>
+        </w:rPr>
+        <w:t xml:space="preserve">, </w:t>
+      </w:r>
+      <w:r>
+        <w:rPr>
+          <w:rStyle w:val="AttributeTok"/>
+        </w:rPr>
+        <w:t xml:space="preserve">pretty_names =</w:t>
+      </w:r>
+      <w:r>
+        <w:rPr>
+          <w:rStyle w:val="NormalTok"/>
+        </w:rPr>
+        <w:t xml:space="preserve"> </w:t>
+      </w:r>
+      <w:r>
+        <w:rPr>
+          <w:rStyle w:val="ConstantTok"/>
+        </w:rPr>
+        <w:t xml:space="preserve">FALSE</w:t>
+      </w:r>
+      <w:r>
+        <w:rPr>
+          <w:rStyle w:val="NormalTok"/>
+        </w:rPr>
+        <w:t xml:space="preserve">)</w:t>
       </w:r>
     </w:p>
     <w:p>
@@ -6473,37 +6237,57 @@
         <w:rPr>
           <w:rStyle w:val="VerbatimChar"/>
         </w:rPr>
-        <w:t xml:space="preserve"># Indices of model performance</w:t>
-      </w:r>
-      <w:r>
-        <w:br/>
-      </w:r>
-      <w:r>
-        <w:br/>
-      </w:r>
-      <w:r>
-        <w:rPr>
-          <w:rStyle w:val="VerbatimChar"/>
-        </w:rPr>
-        <w:t xml:space="preserve">AIC    |   AICc |    BIC |    R2 | R2 (adj.) |   RMSE |  Sigma</w:t>
-      </w:r>
-      <w:r>
-        <w:br/>
-      </w:r>
-      <w:r>
-        <w:rPr>
-          <w:rStyle w:val="VerbatimChar"/>
-        </w:rPr>
-        <w:t xml:space="preserve">--------------------------------------------------------------</w:t>
-      </w:r>
-      <w:r>
-        <w:br/>
-      </w:r>
-      <w:r>
-        <w:rPr>
-          <w:rStyle w:val="VerbatimChar"/>
-        </w:rPr>
-        <w:t xml:space="preserve">8099.2 | 8099.3 | 8113.5 | 0.024 |     0.023 | 28.751 | 28.785</w:t>
+        <w:t xml:space="preserve">Parameter   | Coefficient |   SE |          89% CI | t(845) |      p</w:t>
+      </w:r>
+      <w:r>
+        <w:br/>
+      </w:r>
+      <w:r>
+        <w:rPr>
+          <w:rStyle w:val="VerbatimChar"/>
+        </w:rPr>
+        <w:t xml:space="preserve">--------------------------------------------------------------------</w:t>
+      </w:r>
+      <w:r>
+        <w:br/>
+      </w:r>
+      <w:r>
+        <w:rPr>
+          <w:rStyle w:val="VerbatimChar"/>
+        </w:rPr>
+        <w:t xml:space="preserve">(Intercept) |      109.00 | 9.69 | [93.50, 124.51] |  11.25 | &lt; .001</w:t>
+      </w:r>
+      <w:r>
+        <w:br/>
+      </w:r>
+      <w:r>
+        <w:rPr>
+          <w:rStyle w:val="VerbatimChar"/>
+        </w:rPr>
+        <w:t xml:space="preserve">e_age       |       -0.55 | 0.12 | [-0.75,  -0.36] |  -4.53 | &lt; .001</w:t>
+      </w:r>
+    </w:p>
+    <w:p>
+      <w:pPr>
+        <w:pStyle w:val="SourceCode"/>
+      </w:pPr>
+      <w:r>
+        <w:br/>
+      </w:r>
+      <w:r>
+        <w:rPr>
+          <w:rStyle w:val="VerbatimChar"/>
+        </w:rPr>
+        <w:t xml:space="preserve">Uncertainty intervals (equal-tailed) and p-values (two-tailed) computed</w:t>
+      </w:r>
+      <w:r>
+        <w:br/>
+      </w:r>
+      <w:r>
+        <w:rPr>
+          <w:rStyle w:val="VerbatimChar"/>
+        </w:rPr>
+        <w:t xml:space="preserve">  using a Wald t-distribution approximation.</w:t>
       </w:r>
     </w:p>
     <w:p>
@@ -6512,6 +6296,337 @@
         <w:numPr>
           <w:ilvl w:val="0"/>
           <w:numId w:val="1011"/>
+        </w:numPr>
+      </w:pPr>
+      <w:r>
+        <w:t xml:space="preserve">Suppose Harry is one year older than Sally. Our</w:t>
+      </w:r>
+      <w:r>
+        <w:t xml:space="preserve"> </w:t>
+      </w:r>
+      <w:r>
+        <w:rPr>
+          <w:rStyle w:val="VerbatimChar"/>
+        </w:rPr>
+        <w:t xml:space="preserve">fit5</w:t>
+      </w:r>
+      <w:r>
+        <w:t xml:space="preserve"> </w:t>
+      </w:r>
+      <w:r>
+        <w:t xml:space="preserve">model predicts the</w:t>
+      </w:r>
+      <w:r>
+        <w:t xml:space="preserve"> </w:t>
+      </w:r>
+      <w:r>
+        <w:rPr>
+          <w:rStyle w:val="VerbatimChar"/>
+        </w:rPr>
+        <w:t xml:space="preserve">barthel</w:t>
+      </w:r>
+      <w:r>
+        <w:t xml:space="preserve"> </w:t>
+      </w:r>
+      <w:r>
+        <w:t xml:space="preserve">index for Harry to be 0.55 points</w:t>
+      </w:r>
+      <w:r>
+        <w:t xml:space="preserve"> </w:t>
+      </w:r>
+      <w:r>
+        <w:rPr>
+          <w:i/>
+          <w:iCs/>
+        </w:rPr>
+        <w:t xml:space="preserve">less</w:t>
+      </w:r>
+      <w:r>
+        <w:t xml:space="preserve"> </w:t>
+      </w:r>
+      <w:r>
+        <w:t xml:space="preserve">than that of Sally, on average.</w:t>
+      </w:r>
+    </w:p>
+    <w:p>
+      <w:pPr>
+        <w:pStyle w:val="Compact"/>
+        <w:numPr>
+          <w:ilvl w:val="0"/>
+          <w:numId w:val="1011"/>
+        </w:numPr>
+      </w:pPr>
+      <w:r>
+        <w:t xml:space="preserve">Of course, this assumes Harry and Sally are similar to the subjects in</w:t>
+      </w:r>
+      <w:r>
+        <w:t xml:space="preserve"> </w:t>
+      </w:r>
+      <w:r>
+        <w:rPr>
+          <w:rStyle w:val="VerbatimChar"/>
+        </w:rPr>
+        <w:t xml:space="preserve">e_care</w:t>
+      </w:r>
+      <w:r>
+        <w:t xml:space="preserve"> </w:t>
+      </w:r>
+      <w:r>
+        <w:t xml:space="preserve">and that our linear model</w:t>
+      </w:r>
+      <w:r>
+        <w:t xml:space="preserve"> </w:t>
+      </w:r>
+      <w:r>
+        <w:rPr>
+          <w:rStyle w:val="VerbatimChar"/>
+        </w:rPr>
+        <w:t xml:space="preserve">fit5</w:t>
+      </w:r>
+      <w:r>
+        <w:t xml:space="preserve"> </w:t>
+      </w:r>
+      <w:r>
+        <w:t xml:space="preserve">is correct.</w:t>
+      </w:r>
+    </w:p>
+    <w:bookmarkEnd w:id="79"/>
+    <w:bookmarkStart w:id="80" w:name="confidence-interval-for-slope"/>
+    <w:p>
+      <w:pPr>
+        <w:pStyle w:val="Heading2"/>
+      </w:pPr>
+      <w:r>
+        <w:t xml:space="preserve">Confidence Interval for Slope</w:t>
+      </w:r>
+    </w:p>
+    <w:p>
+      <w:pPr>
+        <w:pStyle w:val="SourceCode"/>
+      </w:pPr>
+      <w:r>
+        <w:rPr>
+          <w:rStyle w:val="FunctionTok"/>
+        </w:rPr>
+        <w:t xml:space="preserve">model_parameters</w:t>
+      </w:r>
+      <w:r>
+        <w:rPr>
+          <w:rStyle w:val="NormalTok"/>
+        </w:rPr>
+        <w:t xml:space="preserve">(fit5, </w:t>
+      </w:r>
+      <w:r>
+        <w:rPr>
+          <w:rStyle w:val="AttributeTok"/>
+        </w:rPr>
+        <w:t xml:space="preserve">ci =</w:t>
+      </w:r>
+      <w:r>
+        <w:rPr>
+          <w:rStyle w:val="NormalTok"/>
+        </w:rPr>
+        <w:t xml:space="preserve"> </w:t>
+      </w:r>
+      <w:r>
+        <w:rPr>
+          <w:rStyle w:val="FloatTok"/>
+        </w:rPr>
+        <w:t xml:space="preserve">0.89</w:t>
+      </w:r>
+      <w:r>
+        <w:rPr>
+          <w:rStyle w:val="NormalTok"/>
+        </w:rPr>
+        <w:t xml:space="preserve">, </w:t>
+      </w:r>
+      <w:r>
+        <w:rPr>
+          <w:rStyle w:val="AttributeTok"/>
+        </w:rPr>
+        <w:t xml:space="preserve">pretty_names =</w:t>
+      </w:r>
+      <w:r>
+        <w:rPr>
+          <w:rStyle w:val="NormalTok"/>
+        </w:rPr>
+        <w:t xml:space="preserve"> </w:t>
+      </w:r>
+      <w:r>
+        <w:rPr>
+          <w:rStyle w:val="ConstantTok"/>
+        </w:rPr>
+        <w:t xml:space="preserve">FALSE</w:t>
+      </w:r>
+      <w:r>
+        <w:rPr>
+          <w:rStyle w:val="NormalTok"/>
+        </w:rPr>
+        <w:t xml:space="preserve">)</w:t>
+      </w:r>
+    </w:p>
+    <w:p>
+      <w:pPr>
+        <w:pStyle w:val="SourceCode"/>
+      </w:pPr>
+      <w:r>
+        <w:rPr>
+          <w:rStyle w:val="VerbatimChar"/>
+        </w:rPr>
+        <w:t xml:space="preserve">Parameter   | Coefficient |   SE |          89% CI | t(845) |      p</w:t>
+      </w:r>
+      <w:r>
+        <w:br/>
+      </w:r>
+      <w:r>
+        <w:rPr>
+          <w:rStyle w:val="VerbatimChar"/>
+        </w:rPr>
+        <w:t xml:space="preserve">--------------------------------------------------------------------</w:t>
+      </w:r>
+      <w:r>
+        <w:br/>
+      </w:r>
+      <w:r>
+        <w:rPr>
+          <w:rStyle w:val="VerbatimChar"/>
+        </w:rPr>
+        <w:t xml:space="preserve">(Intercept) |      109.00 | 9.69 | [93.50, 124.51] |  11.25 | &lt; .001</w:t>
+      </w:r>
+      <w:r>
+        <w:br/>
+      </w:r>
+      <w:r>
+        <w:rPr>
+          <w:rStyle w:val="VerbatimChar"/>
+        </w:rPr>
+        <w:t xml:space="preserve">e_age       |       -0.55 | 0.12 | [-0.75,  -0.36] |  -4.53 | &lt; .001</w:t>
+      </w:r>
+    </w:p>
+    <w:p>
+      <w:pPr>
+        <w:pStyle w:val="SourceCode"/>
+      </w:pPr>
+      <w:r>
+        <w:br/>
+      </w:r>
+      <w:r>
+        <w:rPr>
+          <w:rStyle w:val="VerbatimChar"/>
+        </w:rPr>
+        <w:t xml:space="preserve">Uncertainty intervals (equal-tailed) and p-values (two-tailed) computed</w:t>
+      </w:r>
+      <w:r>
+        <w:br/>
+      </w:r>
+      <w:r>
+        <w:rPr>
+          <w:rStyle w:val="VerbatimChar"/>
+        </w:rPr>
+        <w:t xml:space="preserve">  using a Wald t-distribution approximation.</w:t>
+      </w:r>
+    </w:p>
+    <w:p>
+      <w:pPr>
+        <w:pStyle w:val="Compact"/>
+        <w:numPr>
+          <w:ilvl w:val="0"/>
+          <w:numId w:val="1012"/>
+        </w:numPr>
+      </w:pPr>
+      <w:r>
+        <w:t xml:space="preserve">When we generalize beyond study participants to the population they were selected at random from, then our data are compatible (at the 89% confidence level) with population slopes between -0.75 and -0.36, depending on the assumptions of our linear model</w:t>
+      </w:r>
+      <w:r>
+        <w:t xml:space="preserve"> </w:t>
+      </w:r>
+      <w:r>
+        <w:rPr>
+          <w:rStyle w:val="VerbatimChar"/>
+        </w:rPr>
+        <w:t xml:space="preserve">fit5</w:t>
+      </w:r>
+      <w:r>
+        <w:t xml:space="preserve"> </w:t>
+      </w:r>
+      <w:r>
+        <w:t xml:space="preserve">being correct.</w:t>
+      </w:r>
+    </w:p>
+    <w:bookmarkEnd w:id="80"/>
+    <w:bookmarkStart w:id="81" w:name="performance-of-our-ols-model"/>
+    <w:p>
+      <w:pPr>
+        <w:pStyle w:val="Heading2"/>
+      </w:pPr>
+      <w:r>
+        <w:t xml:space="preserve">Performance of our OLS model?</w:t>
+      </w:r>
+    </w:p>
+    <w:p>
+      <w:pPr>
+        <w:pStyle w:val="SourceCode"/>
+      </w:pPr>
+      <w:r>
+        <w:rPr>
+          <w:rStyle w:val="FunctionTok"/>
+        </w:rPr>
+        <w:t xml:space="preserve">model_performance</w:t>
+      </w:r>
+      <w:r>
+        <w:rPr>
+          <w:rStyle w:val="NormalTok"/>
+        </w:rPr>
+        <w:t xml:space="preserve">(fit5)</w:t>
+      </w:r>
+    </w:p>
+    <w:p>
+      <w:pPr>
+        <w:pStyle w:val="SourceCode"/>
+      </w:pPr>
+      <w:r>
+        <w:rPr>
+          <w:rStyle w:val="VerbatimChar"/>
+        </w:rPr>
+        <w:t xml:space="preserve"># Indices of model performance</w:t>
+      </w:r>
+      <w:r>
+        <w:br/>
+      </w:r>
+      <w:r>
+        <w:br/>
+      </w:r>
+      <w:r>
+        <w:rPr>
+          <w:rStyle w:val="VerbatimChar"/>
+        </w:rPr>
+        <w:t xml:space="preserve">AIC    |   AICc |    BIC |    R2 | R2 (adj.) |   RMSE |  Sigma</w:t>
+      </w:r>
+      <w:r>
+        <w:br/>
+      </w:r>
+      <w:r>
+        <w:rPr>
+          <w:rStyle w:val="VerbatimChar"/>
+        </w:rPr>
+        <w:t xml:space="preserve">--------------------------------------------------------------</w:t>
+      </w:r>
+      <w:r>
+        <w:br/>
+      </w:r>
+      <w:r>
+        <w:rPr>
+          <w:rStyle w:val="VerbatimChar"/>
+        </w:rPr>
+        <w:t xml:space="preserve">8099.2 | 8099.3 | 8113.5 | 0.024 |     0.023 | 28.751 | 28.785</w:t>
+      </w:r>
+    </w:p>
+    <w:p>
+      <w:pPr>
+        <w:pStyle w:val="Compact"/>
+        <w:numPr>
+          <w:ilvl w:val="0"/>
+          <w:numId w:val="1013"/>
         </w:numPr>
       </w:pPr>
       <w:r>
@@ -6558,7 +6673,7 @@
         <w:pStyle w:val="Compact"/>
         <w:numPr>
           <w:ilvl w:val="0"/>
-          <w:numId w:val="1011"/>
+          <w:numId w:val="1013"/>
         </w:numPr>
       </w:pPr>
       <m:oMath>
@@ -6723,7 +6838,7 @@
         <w:pStyle w:val="Compact"/>
         <w:numPr>
           <w:ilvl w:val="0"/>
-          <w:numId w:val="1012"/>
+          <w:numId w:val="1014"/>
         </w:numPr>
       </w:pPr>
       <w:r>
@@ -6758,7 +6873,7 @@
         <w:pStyle w:val="Compact"/>
         <w:numPr>
           <w:ilvl w:val="0"/>
-          <w:numId w:val="1012"/>
+          <w:numId w:val="1014"/>
         </w:numPr>
       </w:pPr>
       <w:r>
@@ -6853,7 +6968,7 @@
         <w:pStyle w:val="Compact"/>
         <w:numPr>
           <w:ilvl w:val="0"/>
-          <w:numId w:val="1013"/>
+          <w:numId w:val="1015"/>
         </w:numPr>
       </w:pPr>
       <w:r>
@@ -6871,7 +6986,7 @@
         <w:pStyle w:val="Compact"/>
         <w:numPr>
           <w:ilvl w:val="0"/>
-          <w:numId w:val="1013"/>
+          <w:numId w:val="1015"/>
         </w:numPr>
       </w:pPr>
       <w:r>
@@ -6889,7 +7004,7 @@
         <w:pStyle w:val="Compact"/>
         <w:numPr>
           <w:ilvl w:val="0"/>
-          <w:numId w:val="1013"/>
+          <w:numId w:val="1015"/>
         </w:numPr>
       </w:pPr>
       <w:r>
@@ -6939,7 +7054,7 @@
         <w:pStyle w:val="Compact"/>
         <w:numPr>
           <w:ilvl w:val="0"/>
-          <w:numId w:val="1014"/>
+          <w:numId w:val="1016"/>
         </w:numPr>
       </w:pPr>
       <w:r>
@@ -6991,7 +7106,7 @@
         <w:pStyle w:val="Compact"/>
         <w:numPr>
           <w:ilvl w:val="0"/>
-          <w:numId w:val="1014"/>
+          <w:numId w:val="1016"/>
         </w:numPr>
       </w:pPr>
       <w:r>
@@ -7014,7 +7129,7 @@
         <w:pStyle w:val="Compact"/>
         <w:numPr>
           <w:ilvl w:val="0"/>
-          <w:numId w:val="1014"/>
+          <w:numId w:val="1016"/>
         </w:numPr>
       </w:pPr>
       <w:r>
@@ -7096,7 +7211,7 @@
         <w:pStyle w:val="Compact"/>
         <w:numPr>
           <w:ilvl w:val="0"/>
-          <w:numId w:val="1015"/>
+          <w:numId w:val="1017"/>
         </w:numPr>
       </w:pPr>
       <w:r>
@@ -7108,7 +7223,7 @@
         <w:pStyle w:val="Compact"/>
         <w:numPr>
           <w:ilvl w:val="0"/>
-          <w:numId w:val="1015"/>
+          <w:numId w:val="1017"/>
         </w:numPr>
       </w:pPr>
       <w:r>
@@ -7143,7 +7258,7 @@
         <w:pStyle w:val="Compact"/>
         <w:numPr>
           <w:ilvl w:val="0"/>
-          <w:numId w:val="1015"/>
+          <w:numId w:val="1017"/>
         </w:numPr>
       </w:pPr>
       <w:r>
@@ -7178,7 +7293,7 @@
         <w:pStyle w:val="Compact"/>
         <w:numPr>
           <w:ilvl w:val="0"/>
-          <w:numId w:val="1015"/>
+          <w:numId w:val="1017"/>
         </w:numPr>
       </w:pPr>
       <w:r>
@@ -7260,7 +7375,7 @@
         <w:pStyle w:val="Compact"/>
         <w:numPr>
           <w:ilvl w:val="0"/>
-          <w:numId w:val="1016"/>
+          <w:numId w:val="1018"/>
         </w:numPr>
       </w:pPr>
       <w:r>
@@ -7272,7 +7387,7 @@
         <w:pStyle w:val="Compact"/>
         <w:numPr>
           <w:ilvl w:val="0"/>
-          <w:numId w:val="1016"/>
+          <w:numId w:val="1018"/>
         </w:numPr>
       </w:pPr>
       <w:r>
@@ -7284,7 +7399,7 @@
         <w:pStyle w:val="Compact"/>
         <w:numPr>
           <w:ilvl w:val="0"/>
-          <w:numId w:val="1016"/>
+          <w:numId w:val="1018"/>
         </w:numPr>
       </w:pPr>
       <w:r>
@@ -7323,7 +7438,7 @@
         <w:pStyle w:val="Compact"/>
         <w:numPr>
           <w:ilvl w:val="0"/>
-          <w:numId w:val="1017"/>
+          <w:numId w:val="1019"/>
         </w:numPr>
       </w:pPr>
       <w:r>
@@ -7343,7 +7458,7 @@
         <w:pStyle w:val="Compact"/>
         <w:numPr>
           <w:ilvl w:val="0"/>
-          <w:numId w:val="1017"/>
+          <w:numId w:val="1019"/>
         </w:numPr>
       </w:pPr>
       <w:r>
@@ -7396,7 +7511,7 @@
         <w:pStyle w:val="Compact"/>
         <w:numPr>
           <w:ilvl w:val="0"/>
-          <w:numId w:val="1018"/>
+          <w:numId w:val="1020"/>
         </w:numPr>
       </w:pPr>
       <w:r>
@@ -7415,7 +7530,7 @@
         <w:pStyle w:val="Compact"/>
         <w:numPr>
           <w:ilvl w:val="0"/>
-          <w:numId w:val="1018"/>
+          <w:numId w:val="1020"/>
         </w:numPr>
       </w:pPr>
       <w:r>
@@ -7437,7 +7552,7 @@
         <w:pStyle w:val="Compact"/>
         <w:numPr>
           <w:ilvl w:val="0"/>
-          <w:numId w:val="1018"/>
+          <w:numId w:val="1020"/>
         </w:numPr>
       </w:pPr>
       <w:r>
@@ -7589,7 +7704,7 @@
         <w:pStyle w:val="Compact"/>
         <w:numPr>
           <w:ilvl w:val="0"/>
-          <w:numId w:val="1019"/>
+          <w:numId w:val="1021"/>
         </w:numPr>
       </w:pPr>
       <w:r>
@@ -9919,6 +10034,12 @@
     <w:abstractNumId w:val="991"/>
   </w:num>
   <w:num w:numId="1004">
+    <w:abstractNumId w:val="991"/>
+  </w:num>
+  <w:num w:numId="1005">
+    <w:abstractNumId w:val="991"/>
+  </w:num>
+  <w:num w:numId="1006">
     <w:abstractNumId w:val="99411"/>
     <w:lvlOverride w:ilvl="0">
       <w:startOverride w:val="1"/>
@@ -9947,12 +10068,6 @@
     <w:lvlOverride w:ilvl="8">
       <w:startOverride w:val="1"/>
     </w:lvlOverride>
-  </w:num>
-  <w:num w:numId="1005">
-    <w:abstractNumId w:val="991"/>
-  </w:num>
-  <w:num w:numId="1006">
-    <w:abstractNumId w:val="991"/>
   </w:num>
   <w:num w:numId="1007">
     <w:abstractNumId w:val="991"/>
@@ -9988,6 +10103,12 @@
     <w:abstractNumId w:val="991"/>
   </w:num>
   <w:num w:numId="1018">
+    <w:abstractNumId w:val="991"/>
+  </w:num>
+  <w:num w:numId="1019">
+    <w:abstractNumId w:val="991"/>
+  </w:num>
+  <w:num w:numId="1020">
     <w:abstractNumId w:val="99411"/>
     <w:lvlOverride w:ilvl="0">
       <w:startOverride w:val="1"/>
@@ -10017,7 +10138,7 @@
       <w:startOverride w:val="1"/>
     </w:lvlOverride>
   </w:num>
-  <w:num w:numId="1019">
+  <w:num w:numId="1021">
     <w:abstractNumId w:val="991"/>
   </w:num>
 </w:numbering>

--- a/class10w.docx
+++ b/class10w.docx
@@ -178,8 +178,110 @@
       </w:pPr>
       <w:r>
         <w:rPr>
+          <w:rStyle w:val="NormalTok"/>
+        </w:rPr>
+        <w:t xml:space="preserve">knitr</w:t>
+      </w:r>
+      <w:r>
+        <w:rPr>
+          <w:rStyle w:val="SpecialCharTok"/>
+        </w:rPr>
+        <w:t xml:space="preserve">::</w:t>
+      </w:r>
+      <w:r>
+        <w:rPr>
+          <w:rStyle w:val="NormalTok"/>
+        </w:rPr>
+        <w:t xml:space="preserve">opts_chunk</w:t>
+      </w:r>
+      <w:r>
+        <w:rPr>
+          <w:rStyle w:val="SpecialCharTok"/>
+        </w:rPr>
+        <w:t xml:space="preserve">$</w:t>
+      </w:r>
+      <w:r>
+        <w:rPr>
           <w:rStyle w:val="FunctionTok"/>
         </w:rPr>
+        <w:t xml:space="preserve">set</w:t>
+      </w:r>
+      <w:r>
+        <w:rPr>
+          <w:rStyle w:val="NormalTok"/>
+        </w:rPr>
+        <w:t xml:space="preserve">(</w:t>
+      </w:r>
+      <w:r>
+        <w:rPr>
+          <w:rStyle w:val="AttributeTok"/>
+        </w:rPr>
+        <w:t xml:space="preserve">comment =</w:t>
+      </w:r>
+      <w:r>
+        <w:rPr>
+          <w:rStyle w:val="NormalTok"/>
+        </w:rPr>
+        <w:t xml:space="preserve"> </w:t>
+      </w:r>
+      <w:r>
+        <w:rPr>
+          <w:rStyle w:val="ConstantTok"/>
+        </w:rPr>
+        <w:t xml:space="preserve">NA</w:t>
+      </w:r>
+      <w:r>
+        <w:rPr>
+          <w:rStyle w:val="NormalTok"/>
+        </w:rPr>
+        <w:t xml:space="preserve">)</w:t>
+      </w:r>
+      <w:r>
+        <w:br/>
+      </w:r>
+      <w:r>
+        <w:br/>
+      </w:r>
+      <w:r>
+        <w:rPr>
+          <w:rStyle w:val="FunctionTok"/>
+        </w:rPr>
+        <w:t xml:space="preserve">source</w:t>
+      </w:r>
+      <w:r>
+        <w:rPr>
+          <w:rStyle w:val="NormalTok"/>
+        </w:rPr>
+        <w:t xml:space="preserve">(</w:t>
+      </w:r>
+      <w:r>
+        <w:rPr>
+          <w:rStyle w:val="StringTok"/>
+        </w:rPr>
+        <w:t xml:space="preserve">"c10/data/Love-431.R"</w:t>
+      </w:r>
+      <w:r>
+        <w:rPr>
+          <w:rStyle w:val="NormalTok"/>
+        </w:rPr>
+        <w:t xml:space="preserve">) </w:t>
+      </w:r>
+      <w:r>
+        <w:rPr>
+          <w:rStyle w:val="CommentTok"/>
+        </w:rPr>
+        <w:t xml:space="preserve"># for the lovedist() function</w:t>
+      </w:r>
+      <w:r>
+        <w:br/>
+      </w:r>
+      <w:r>
+        <w:br/>
+      </w:r>
+      <w:r>
+        <w:rPr>
+          <w:rStyle w:val="FunctionTok"/>
+        </w:rPr>
         <w:t xml:space="preserve">library</w:t>
       </w:r>
       <w:r>
@@ -325,105 +427,6 @@
           <w:rStyle w:val="DocumentationTok"/>
         </w:rPr>
         <w:t xml:space="preserve">## new theme for ggplots!</w:t>
-      </w:r>
-      <w:r>
-        <w:br/>
-      </w:r>
-      <w:r>
-        <w:rPr>
-          <w:rStyle w:val="NormalTok"/>
-        </w:rPr>
-        <w:t xml:space="preserve">knitr</w:t>
-      </w:r>
-      <w:r>
-        <w:rPr>
-          <w:rStyle w:val="SpecialCharTok"/>
-        </w:rPr>
-        <w:t xml:space="preserve">::</w:t>
-      </w:r>
-      <w:r>
-        <w:rPr>
-          <w:rStyle w:val="NormalTok"/>
-        </w:rPr>
-        <w:t xml:space="preserve">opts_chunk</w:t>
-      </w:r>
-      <w:r>
-        <w:rPr>
-          <w:rStyle w:val="SpecialCharTok"/>
-        </w:rPr>
-        <w:t xml:space="preserve">$</w:t>
-      </w:r>
-      <w:r>
-        <w:rPr>
-          <w:rStyle w:val="FunctionTok"/>
-        </w:rPr>
-        <w:t xml:space="preserve">set</w:t>
-      </w:r>
-      <w:r>
-        <w:rPr>
-          <w:rStyle w:val="NormalTok"/>
-        </w:rPr>
-        <w:t xml:space="preserve">(</w:t>
-      </w:r>
-      <w:r>
-        <w:rPr>
-          <w:rStyle w:val="AttributeTok"/>
-        </w:rPr>
-        <w:t xml:space="preserve">comment =</w:t>
-      </w:r>
-      <w:r>
-        <w:rPr>
-          <w:rStyle w:val="NormalTok"/>
-        </w:rPr>
-        <w:t xml:space="preserve"> </w:t>
-      </w:r>
-      <w:r>
-        <w:rPr>
-          <w:rStyle w:val="ConstantTok"/>
-        </w:rPr>
-        <w:t xml:space="preserve">NA</w:t>
-      </w:r>
-      <w:r>
-        <w:rPr>
-          <w:rStyle w:val="NormalTok"/>
-        </w:rPr>
-        <w:t xml:space="preserve">)</w:t>
-      </w:r>
-      <w:r>
-        <w:br/>
-      </w:r>
-      <w:r>
-        <w:br/>
-      </w:r>
-      <w:r>
-        <w:rPr>
-          <w:rStyle w:val="FunctionTok"/>
-        </w:rPr>
-        <w:t xml:space="preserve">source</w:t>
-      </w:r>
-      <w:r>
-        <w:rPr>
-          <w:rStyle w:val="NormalTok"/>
-        </w:rPr>
-        <w:t xml:space="preserve">(</w:t>
-      </w:r>
-      <w:r>
-        <w:rPr>
-          <w:rStyle w:val="StringTok"/>
-        </w:rPr>
-        <w:t xml:space="preserve">"c10/data/Love-431.R"</w:t>
-      </w:r>
-      <w:r>
-        <w:rPr>
-          <w:rStyle w:val="NormalTok"/>
-        </w:rPr>
-        <w:t xml:space="preserve">) </w:t>
-      </w:r>
-      <w:r>
-        <w:rPr>
-          <w:rStyle w:val="CommentTok"/>
-        </w:rPr>
-        <w:t xml:space="preserve"># for the lovedist() function</w:t>
       </w:r>
     </w:p>
     <w:bookmarkEnd w:id="10"/>
